--- a/05_outputs/corporate_entrepreneurship_submission_ready_report.docx
+++ b/05_outputs/corporate_entrepreneurship_submission_ready_report.docx
@@ -1148,7 +1148,7 @@
               <w:spacing w:after="80"/>
             </w:pPr>
             <w:r>
-              <w:t xml:space="preserve">7.750</w:t>
+              <w:t xml:space="preserve">12.917</w:t>
             </w:r>
           </w:p>
         </w:tc>
@@ -1254,7 +1254,7 @@
               <w:spacing w:after="80"/>
             </w:pPr>
             <w:r>
-              <w:t xml:space="preserve">35.395</w:t>
+              <w:t xml:space="preserve">48.166</w:t>
             </w:r>
           </w:p>
         </w:tc>
@@ -1360,7 +1360,7 @@
               <w:spacing w:after="80"/>
             </w:pPr>
             <w:r>
-              <w:t xml:space="preserve">7.214</w:t>
+              <w:t xml:space="preserve">12.062</w:t>
             </w:r>
           </w:p>
         </w:tc>
@@ -1412,7 +1412,7 @@
               <w:spacing w:after="80"/>
             </w:pPr>
             <w:r>
-              <w:t xml:space="preserve">Purpose, Vision, and Governance</w:t>
+              <w:t xml:space="preserve">Horizon Scanning / Sense-making</w:t>
             </w:r>
           </w:p>
         </w:tc>
@@ -1466,7 +1466,7 @@
               <w:spacing w:after="80"/>
             </w:pPr>
             <w:r>
-              <w:t xml:space="preserve">6.901</w:t>
+              <w:t xml:space="preserve">15.557</w:t>
             </w:r>
           </w:p>
         </w:tc>
@@ -1518,7 +1518,7 @@
               <w:spacing w:after="80"/>
             </w:pPr>
             <w:r>
-              <w:t xml:space="preserve">Purpose, Vision, and Governance</w:t>
+              <w:t xml:space="preserve">Horizon Scanning / Sense-making</w:t>
             </w:r>
           </w:p>
         </w:tc>
@@ -2180,7 +2180,7 @@
               <w:spacing w:after="80"/>
             </w:pPr>
             <w:r>
-              <w:t xml:space="preserve">10.34</w:t>
+              <w:t xml:space="preserve">14.60</w:t>
             </w:r>
           </w:p>
         </w:tc>
@@ -2273,7 +2273,7 @@
               <w:spacing w:after="80"/>
             </w:pPr>
             <w:r>
-              <w:t xml:space="preserve">3.68</w:t>
+              <w:t xml:space="preserve">8.54</w:t>
             </w:r>
           </w:p>
         </w:tc>
@@ -2366,7 +2366,7 @@
               <w:spacing w:after="80"/>
             </w:pPr>
             <w:r>
-              <w:t xml:space="preserve">8.74</w:t>
+              <w:t xml:space="preserve">14.07</w:t>
             </w:r>
           </w:p>
         </w:tc>
@@ -2459,7 +2459,7 @@
               <w:spacing w:after="80"/>
             </w:pPr>
             <w:r>
-              <w:t xml:space="preserve">21.21</w:t>
+              <w:t xml:space="preserve">35.04</w:t>
             </w:r>
           </w:p>
         </w:tc>
@@ -2552,7 +2552,7 @@
               <w:spacing w:after="80"/>
             </w:pPr>
             <w:r>
-              <w:t xml:space="preserve">31.96</w:t>
+              <w:t xml:space="preserve">44.38</w:t>
             </w:r>
           </w:p>
         </w:tc>
@@ -2645,7 +2645,7 @@
               <w:spacing w:after="80"/>
             </w:pPr>
             <w:r>
-              <w:t xml:space="preserve">55.96</w:t>
+              <w:t xml:space="preserve">69.19</w:t>
             </w:r>
           </w:p>
         </w:tc>
@@ -2738,7 +2738,7 @@
               <w:spacing w:after="80"/>
             </w:pPr>
             <w:r>
-              <w:t xml:space="preserve">8.21</w:t>
+              <w:t xml:space="preserve">13.00</w:t>
             </w:r>
           </w:p>
         </w:tc>
@@ -2831,6 +2831,32 @@
               <w:spacing w:after="80"/>
             </w:pPr>
             <w:r>
+              <w:t xml:space="preserve">9.75</w:t>
+            </w:r>
+          </w:p>
+        </w:tc>
+        <w:tc>
+          <w:tcPr>
+            <w:tcW w:w="2200" w:type="dxa"/>
+          </w:tcPr>
+          <w:p>
+            <w:pPr>
+              <w:spacing w:after="80"/>
+            </w:pPr>
+            <w:r>
+              <w:t xml:space="preserve">17.73</w:t>
+            </w:r>
+          </w:p>
+        </w:tc>
+        <w:tc>
+          <w:tcPr>
+            <w:tcW w:w="2200" w:type="dxa"/>
+          </w:tcPr>
+          <w:p>
+            <w:pPr>
+              <w:spacing w:after="80"/>
+            </w:pPr>
+            <w:r>
               <w:t xml:space="preserve">2.66</w:t>
             </w:r>
           </w:p>
@@ -2844,32 +2870,6 @@
               <w:spacing w:after="80"/>
             </w:pPr>
             <w:r>
-              <w:t xml:space="preserve">17.73</w:t>
-            </w:r>
-          </w:p>
-        </w:tc>
-        <w:tc>
-          <w:tcPr>
-            <w:tcW w:w="2200" w:type="dxa"/>
-          </w:tcPr>
-          <w:p>
-            <w:pPr>
-              <w:spacing w:after="80"/>
-            </w:pPr>
-            <w:r>
-              <w:t xml:space="preserve">2.66</w:t>
-            </w:r>
-          </w:p>
-        </w:tc>
-        <w:tc>
-          <w:tcPr>
-            <w:tcW w:w="2200" w:type="dxa"/>
-          </w:tcPr>
-          <w:p>
-            <w:pPr>
-              <w:spacing w:after="80"/>
-            </w:pPr>
-            <w:r>
               <w:t xml:space="preserve">0.08</w:t>
             </w:r>
           </w:p>
@@ -2924,7 +2924,7 @@
               <w:spacing w:after="80"/>
             </w:pPr>
             <w:r>
-              <w:t xml:space="preserve">7.72</w:t>
+              <w:t xml:space="preserve">12.03</w:t>
             </w:r>
           </w:p>
         </w:tc>
@@ -3017,7 +3017,7 @@
               <w:spacing w:after="80"/>
             </w:pPr>
             <w:r>
-              <w:t xml:space="preserve">8.86</w:t>
+              <w:t xml:space="preserve">12.18</w:t>
             </w:r>
           </w:p>
         </w:tc>
@@ -3110,7 +3110,7 @@
               <w:spacing w:after="80"/>
             </w:pPr>
             <w:r>
-              <w:t xml:space="preserve">4.41</w:t>
+              <w:t xml:space="preserve">13.85</w:t>
             </w:r>
           </w:p>
         </w:tc>
@@ -3203,7 +3203,7 @@
               <w:spacing w:after="80"/>
             </w:pPr>
             <w:r>
-              <w:t xml:space="preserve">7.26</w:t>
+              <w:t xml:space="preserve">16.51</w:t>
             </w:r>
           </w:p>
         </w:tc>
@@ -40431,7 +40431,7 @@
               <w:spacing w:after="80"/>
             </w:pPr>
             <w:r>
-              <w:t xml:space="preserve">10.341</w:t>
+              <w:t xml:space="preserve">14.599</w:t>
             </w:r>
           </w:p>
         </w:tc>
@@ -40550,7 +40550,7 @@
               <w:spacing w:after="80"/>
             </w:pPr>
             <w:r>
-              <w:t xml:space="preserve">7.654</w:t>
+              <w:t xml:space="preserve">13.122</w:t>
             </w:r>
           </w:p>
         </w:tc>
@@ -40669,7 +40669,7 @@
               <w:spacing w:after="80"/>
             </w:pPr>
             <w:r>
-              <w:t xml:space="preserve">1.931</w:t>
+              <w:t xml:space="preserve">6.517</w:t>
             </w:r>
           </w:p>
         </w:tc>
@@ -40788,7 +40788,7 @@
               <w:spacing w:after="80"/>
             </w:pPr>
             <w:r>
-              <w:t xml:space="preserve">3.898</w:t>
+              <w:t xml:space="preserve">8.229</w:t>
             </w:r>
           </w:p>
         </w:tc>
@@ -40907,7 +40907,7 @@
               <w:spacing w:after="80"/>
             </w:pPr>
             <w:r>
-              <w:t xml:space="preserve">13.521</w:t>
+              <w:t xml:space="preserve">19.615</w:t>
             </w:r>
           </w:p>
         </w:tc>
@@ -41026,7 +41026,7 @@
               <w:spacing w:after="80"/>
             </w:pPr>
             <w:r>
-              <w:t xml:space="preserve">7.349</w:t>
+              <w:t xml:space="preserve">10.636</w:t>
             </w:r>
           </w:p>
         </w:tc>
@@ -41145,7 +41145,7 @@
               <w:spacing w:after="80"/>
             </w:pPr>
             <w:r>
-              <w:t xml:space="preserve">9.590</w:t>
+              <w:t xml:space="preserve">17.069</w:t>
             </w:r>
           </w:p>
         </w:tc>
@@ -41436,7 +41436,7 @@
               <w:spacing w:after="80"/>
             </w:pPr>
             <w:r>
-              <w:t xml:space="preserve">25.492</w:t>
+              <w:t xml:space="preserve">42.874</w:t>
             </w:r>
           </w:p>
         </w:tc>
@@ -41555,7 +41555,7 @@
               <w:spacing w:after="80"/>
             </w:pPr>
             <w:r>
-              <w:t xml:space="preserve">18.377</w:t>
+              <w:t xml:space="preserve">29.862</w:t>
             </w:r>
           </w:p>
         </w:tc>
@@ -41674,7 +41674,7 @@
               <w:spacing w:after="80"/>
             </w:pPr>
             <w:r>
-              <w:t xml:space="preserve">27.420</w:t>
+              <w:t xml:space="preserve">35.018</w:t>
             </w:r>
           </w:p>
         </w:tc>
@@ -41793,7 +41793,7 @@
               <w:spacing w:after="80"/>
             </w:pPr>
             <w:r>
-              <w:t xml:space="preserve">26.788</w:t>
+              <w:t xml:space="preserve">35.008</w:t>
             </w:r>
           </w:p>
         </w:tc>
@@ -41912,7 +41912,7 @@
               <w:spacing w:after="80"/>
             </w:pPr>
             <w:r>
-              <w:t xml:space="preserve">30.850</w:t>
+              <w:t xml:space="preserve">44.613</w:t>
             </w:r>
           </w:p>
         </w:tc>
@@ -42031,7 +42031,7 @@
               <w:spacing w:after="80"/>
             </w:pPr>
             <w:r>
-              <w:t xml:space="preserve">45.041</w:t>
+              <w:t xml:space="preserve">67.562</w:t>
             </w:r>
           </w:p>
         </w:tc>
@@ -42150,7 +42150,7 @@
               <w:spacing w:after="80"/>
             </w:pPr>
             <w:r>
-              <w:t xml:space="preserve">55.957</w:t>
+              <w:t xml:space="preserve">69.194</w:t>
             </w:r>
           </w:p>
         </w:tc>
@@ -42441,7 +42441,7 @@
               <w:spacing w:after="80"/>
             </w:pPr>
             <w:r>
-              <w:t xml:space="preserve">10.851</w:t>
+              <w:t xml:space="preserve">16.694</w:t>
             </w:r>
           </w:p>
         </w:tc>
@@ -42560,6 +42560,19 @@
               <w:spacing w:after="80"/>
             </w:pPr>
             <w:r>
+              <w:t xml:space="preserve">11.583</w:t>
+            </w:r>
+          </w:p>
+        </w:tc>
+        <w:tc>
+          <w:tcPr>
+            <w:tcW w:w="2200" w:type="dxa"/>
+          </w:tcPr>
+          <w:p>
+            <w:pPr>
+              <w:spacing w:after="80"/>
+            </w:pPr>
+            <w:r>
               <w:t xml:space="preserve">6.435</w:t>
             </w:r>
           </w:p>
@@ -42573,19 +42586,6 @@
               <w:spacing w:after="80"/>
             </w:pPr>
             <w:r>
-              <w:t xml:space="preserve">6.435</w:t>
-            </w:r>
-          </w:p>
-        </w:tc>
-        <w:tc>
-          <w:tcPr>
-            <w:tcW w:w="2200" w:type="dxa"/>
-          </w:tcPr>
-          <w:p>
-            <w:pPr>
-              <w:spacing w:after="80"/>
-            </w:pPr>
-            <w:r>
               <w:t xml:space="preserve">12.870</w:t>
             </w:r>
           </w:p>
@@ -42679,6 +42679,19 @@
               <w:spacing w:after="80"/>
             </w:pPr>
             <w:r>
+              <w:t xml:space="preserve">9.494</w:t>
+            </w:r>
+          </w:p>
+        </w:tc>
+        <w:tc>
+          <w:tcPr>
+            <w:tcW w:w="2200" w:type="dxa"/>
+          </w:tcPr>
+          <w:p>
+            <w:pPr>
+              <w:spacing w:after="80"/>
+            </w:pPr>
+            <w:r>
               <w:t xml:space="preserve">6.329</w:t>
             </w:r>
           </w:p>
@@ -42692,19 +42705,6 @@
               <w:spacing w:after="80"/>
             </w:pPr>
             <w:r>
-              <w:t xml:space="preserve">6.329</w:t>
-            </w:r>
-          </w:p>
-        </w:tc>
-        <w:tc>
-          <w:tcPr>
-            <w:tcW w:w="2200" w:type="dxa"/>
-          </w:tcPr>
-          <w:p>
-            <w:pPr>
-              <w:spacing w:after="80"/>
-            </w:pPr>
-            <w:r>
               <w:t xml:space="preserve">15.823</w:t>
             </w:r>
           </w:p>
@@ -42798,6 +42798,32 @@
               <w:spacing w:after="80"/>
             </w:pPr>
             <w:r>
+              <w:t xml:space="preserve">9.752</w:t>
+            </w:r>
+          </w:p>
+        </w:tc>
+        <w:tc>
+          <w:tcPr>
+            <w:tcW w:w="2200" w:type="dxa"/>
+          </w:tcPr>
+          <w:p>
+            <w:pPr>
+              <w:spacing w:after="80"/>
+            </w:pPr>
+            <w:r>
+              <w:t xml:space="preserve">17.730</w:t>
+            </w:r>
+          </w:p>
+        </w:tc>
+        <w:tc>
+          <w:tcPr>
+            <w:tcW w:w="2200" w:type="dxa"/>
+          </w:tcPr>
+          <w:p>
+            <w:pPr>
+              <w:spacing w:after="80"/>
+            </w:pPr>
+            <w:r>
               <w:t xml:space="preserve">2.660</w:t>
             </w:r>
           </w:p>
@@ -42811,19 +42837,6 @@
               <w:spacing w:after="80"/>
             </w:pPr>
             <w:r>
-              <w:t xml:space="preserve">17.730</w:t>
-            </w:r>
-          </w:p>
-        </w:tc>
-        <w:tc>
-          <w:tcPr>
-            <w:tcW w:w="2200" w:type="dxa"/>
-          </w:tcPr>
-          <w:p>
-            <w:pPr>
-              <w:spacing w:after="80"/>
-            </w:pPr>
-            <w:r>
               <w:t xml:space="preserve">2.660</w:t>
             </w:r>
           </w:p>
@@ -42837,19 +42850,6 @@
               <w:spacing w:after="80"/>
             </w:pPr>
             <w:r>
-              <w:t xml:space="preserve">2.660</w:t>
-            </w:r>
-          </w:p>
-        </w:tc>
-        <w:tc>
-          <w:tcPr>
-            <w:tcW w:w="2200" w:type="dxa"/>
-          </w:tcPr>
-          <w:p>
-            <w:pPr>
-              <w:spacing w:after="80"/>
-            </w:pPr>
-            <w:r>
               <w:t xml:space="preserve">1</w:t>
             </w:r>
           </w:p>
@@ -42917,7 +42917,7 @@
               <w:spacing w:after="80"/>
             </w:pPr>
             <w:r>
-              <w:t xml:space="preserve">6.484</w:t>
+              <w:t xml:space="preserve">10.086</w:t>
             </w:r>
           </w:p>
         </w:tc>
@@ -43036,7 +43036,7 @@
               <w:spacing w:after="80"/>
             </w:pPr>
             <w:r>
-              <w:t xml:space="preserve">9.489</w:t>
+              <w:t xml:space="preserve">13.869</w:t>
             </w:r>
           </w:p>
         </w:tc>
@@ -43155,7 +43155,7 @@
               <w:spacing w:after="80"/>
             </w:pPr>
             <w:r>
-              <w:t xml:space="preserve">7.286</w:t>
+              <w:t xml:space="preserve">12.143</w:t>
             </w:r>
           </w:p>
         </w:tc>
@@ -43446,7 +43446,7 @@
               <w:spacing w:after="80"/>
             </w:pPr>
             <w:r>
-              <w:t xml:space="preserve">8.859</w:t>
+              <w:t xml:space="preserve">12.182</w:t>
             </w:r>
           </w:p>
         </w:tc>
@@ -43565,7 +43565,7 @@
               <w:spacing w:after="80"/>
             </w:pPr>
             <w:r>
-              <w:t xml:space="preserve">4.408</w:t>
+              <w:t xml:space="preserve">13.854</w:t>
             </w:r>
           </w:p>
         </w:tc>
@@ -43684,7 +43684,7 @@
               <w:spacing w:after="80"/>
             </w:pPr>
             <w:r>
-              <w:t xml:space="preserve">11.299</w:t>
+              <w:t xml:space="preserve">24.213</w:t>
             </w:r>
           </w:p>
         </w:tc>
@@ -43803,6 +43803,45 @@
               <w:spacing w:after="80"/>
             </w:pPr>
             <w:r>
+              <w:t xml:space="preserve">12.261</w:t>
+            </w:r>
+          </w:p>
+        </w:tc>
+        <w:tc>
+          <w:tcPr>
+            <w:tcW w:w="2200" w:type="dxa"/>
+          </w:tcPr>
+          <w:p>
+            <w:pPr>
+              <w:spacing w:after="80"/>
+            </w:pPr>
+            <w:r>
+              <w:t xml:space="preserve">16.092</w:t>
+            </w:r>
+          </w:p>
+        </w:tc>
+        <w:tc>
+          <w:tcPr>
+            <w:tcW w:w="2200" w:type="dxa"/>
+          </w:tcPr>
+          <w:p>
+            <w:pPr>
+              <w:spacing w:after="80"/>
+            </w:pPr>
+            <w:r>
+              <w:t xml:space="preserve">11.494</w:t>
+            </w:r>
+          </w:p>
+        </w:tc>
+        <w:tc>
+          <w:tcPr>
+            <w:tcW w:w="2200" w:type="dxa"/>
+          </w:tcPr>
+          <w:p>
+            <w:pPr>
+              <w:spacing w:after="80"/>
+            </w:pPr>
+            <w:r>
               <w:t xml:space="preserve">3.831</w:t>
             </w:r>
           </w:p>
@@ -43816,45 +43855,6 @@
               <w:spacing w:after="80"/>
             </w:pPr>
             <w:r>
-              <w:t xml:space="preserve">16.092</w:t>
-            </w:r>
-          </w:p>
-        </w:tc>
-        <w:tc>
-          <w:tcPr>
-            <w:tcW w:w="2200" w:type="dxa"/>
-          </w:tcPr>
-          <w:p>
-            <w:pPr>
-              <w:spacing w:after="80"/>
-            </w:pPr>
-            <w:r>
-              <w:t xml:space="preserve">11.494</w:t>
-            </w:r>
-          </w:p>
-        </w:tc>
-        <w:tc>
-          <w:tcPr>
-            <w:tcW w:w="2200" w:type="dxa"/>
-          </w:tcPr>
-          <w:p>
-            <w:pPr>
-              <w:spacing w:after="80"/>
-            </w:pPr>
-            <w:r>
-              <w:t xml:space="preserve">3.831</w:t>
-            </w:r>
-          </w:p>
-        </w:tc>
-        <w:tc>
-          <w:tcPr>
-            <w:tcW w:w="2200" w:type="dxa"/>
-          </w:tcPr>
-          <w:p>
-            <w:pPr>
-              <w:spacing w:after="80"/>
-            </w:pPr>
-            <w:r>
               <w:t xml:space="preserve">9</w:t>
             </w:r>
           </w:p>
@@ -43922,7 +43922,7 @@
               <w:spacing w:after="80"/>
             </w:pPr>
             <w:r>
-              <w:t xml:space="preserve">9.412</w:t>
+              <w:t xml:space="preserve">17.255</w:t>
             </w:r>
           </w:p>
         </w:tc>
@@ -44041,7 +44041,7 @@
               <w:spacing w:after="80"/>
             </w:pPr>
             <w:r>
-              <w:t xml:space="preserve">4.717</w:t>
+              <w:t xml:space="preserve">14.151</w:t>
             </w:r>
           </w:p>
         </w:tc>
@@ -44160,7 +44160,7 @@
               <w:spacing w:after="80"/>
             </w:pPr>
             <w:r>
-              <w:t xml:space="preserve">6.785</w:t>
+              <w:t xml:space="preserve">14.419</w:t>
             </w:r>
           </w:p>
         </w:tc>

--- a/05_outputs/corporate_entrepreneurship_submission_ready_report.docx
+++ b/05_outputs/corporate_entrepreneurship_submission_ready_report.docx
@@ -1148,7 +1148,7 @@
               <w:spacing w:after="80"/>
             </w:pPr>
             <w:r>
-              <w:t xml:space="preserve">12.917</w:t>
+              <w:t xml:space="preserve">13.384</w:t>
             </w:r>
           </w:p>
         </w:tc>
@@ -1200,7 +1200,7 @@
               <w:spacing w:after="80"/>
             </w:pPr>
             <w:r>
-              <w:t xml:space="preserve">Purpose, Vision, and Governance</w:t>
+              <w:t xml:space="preserve">Horizon Scanning / Sense-making</w:t>
             </w:r>
           </w:p>
         </w:tc>
@@ -1254,7 +1254,7 @@
               <w:spacing w:after="80"/>
             </w:pPr>
             <w:r>
-              <w:t xml:space="preserve">48.166</w:t>
+              <w:t xml:space="preserve">49.383</w:t>
             </w:r>
           </w:p>
         </w:tc>
@@ -1360,7 +1360,7 @@
               <w:spacing w:after="80"/>
             </w:pPr>
             <w:r>
-              <w:t xml:space="preserve">12.062</w:t>
+              <w:t xml:space="preserve">12.299</w:t>
             </w:r>
           </w:p>
         </w:tc>
@@ -1466,7 +1466,7 @@
               <w:spacing w:after="80"/>
             </w:pPr>
             <w:r>
-              <w:t xml:space="preserve">15.557</w:t>
+              <w:t xml:space="preserve">16.025</w:t>
             </w:r>
           </w:p>
         </w:tc>
@@ -1682,7 +1682,7 @@
               <w:spacing w:after="80"/>
             </w:pPr>
             <w:r>
-              <w:t xml:space="preserve">0.674</w:t>
+              <w:t xml:space="preserve">0.687</w:t>
             </w:r>
           </w:p>
         </w:tc>
@@ -2180,7 +2180,7 @@
               <w:spacing w:after="80"/>
             </w:pPr>
             <w:r>
-              <w:t xml:space="preserve">14.60</w:t>
+              <w:t xml:space="preserve">15.21</w:t>
             </w:r>
           </w:p>
         </w:tc>
@@ -2219,7 +2219,7 @@
               <w:spacing w:after="80"/>
             </w:pPr>
             <w:r>
-              <w:t xml:space="preserve">0.54</w:t>
+              <w:t xml:space="preserve">0.57</w:t>
             </w:r>
           </w:p>
         </w:tc>
@@ -2273,7 +2273,7 @@
               <w:spacing w:after="80"/>
             </w:pPr>
             <w:r>
-              <w:t xml:space="preserve">8.54</w:t>
+              <w:t xml:space="preserve">10.05</w:t>
             </w:r>
           </w:p>
         </w:tc>
@@ -2312,7 +2312,7 @@
               <w:spacing w:after="80"/>
             </w:pPr>
             <w:r>
-              <w:t xml:space="preserve">0.65</w:t>
+              <w:t xml:space="preserve">0.72</w:t>
             </w:r>
           </w:p>
         </w:tc>
@@ -2366,7 +2366,7 @@
               <w:spacing w:after="80"/>
             </w:pPr>
             <w:r>
-              <w:t xml:space="preserve">14.07</w:t>
+              <w:t xml:space="preserve">14.22</w:t>
             </w:r>
           </w:p>
         </w:tc>
@@ -2405,7 +2405,7 @@
               <w:spacing w:after="80"/>
             </w:pPr>
             <w:r>
-              <w:t xml:space="preserve">0.68</w:t>
+              <w:t xml:space="preserve">0.69</w:t>
             </w:r>
           </w:p>
         </w:tc>
@@ -2459,7 +2459,7 @@
               <w:spacing w:after="80"/>
             </w:pPr>
             <w:r>
-              <w:t xml:space="preserve">35.04</w:t>
+              <w:t xml:space="preserve">35.96</w:t>
             </w:r>
           </w:p>
         </w:tc>
@@ -2552,7 +2552,7 @@
               <w:spacing w:after="80"/>
             </w:pPr>
             <w:r>
-              <w:t xml:space="preserve">44.38</w:t>
+              <w:t xml:space="preserve">45.02</w:t>
             </w:r>
           </w:p>
         </w:tc>
@@ -2645,7 +2645,7 @@
               <w:spacing w:after="80"/>
             </w:pPr>
             <w:r>
-              <w:t xml:space="preserve">69.19</w:t>
+              <w:t xml:space="preserve">72.50</w:t>
             </w:r>
           </w:p>
         </w:tc>
@@ -2738,7 +2738,7 @@
               <w:spacing w:after="80"/>
             </w:pPr>
             <w:r>
-              <w:t xml:space="preserve">13.00</w:t>
+              <w:t xml:space="preserve">13.34</w:t>
             </w:r>
           </w:p>
         </w:tc>
@@ -2831,7 +2831,7 @@
               <w:spacing w:after="80"/>
             </w:pPr>
             <w:r>
-              <w:t xml:space="preserve">9.75</w:t>
+              <w:t xml:space="preserve">10.64</w:t>
             </w:r>
           </w:p>
         </w:tc>
@@ -3110,7 +3110,7 @@
               <w:spacing w:after="80"/>
             </w:pPr>
             <w:r>
-              <w:t xml:space="preserve">13.85</w:t>
+              <w:t xml:space="preserve">14.48</w:t>
             </w:r>
           </w:p>
         </w:tc>
@@ -3203,7 +3203,7 @@
               <w:spacing w:after="80"/>
             </w:pPr>
             <w:r>
-              <w:t xml:space="preserve">16.51</w:t>
+              <w:t xml:space="preserve">17.00</w:t>
             </w:r>
           </w:p>
         </w:tc>
@@ -3532,7 +3532,7 @@
               <w:spacing w:after="80"/>
             </w:pPr>
             <w:r>
-              <w:t xml:space="preserve">Strategic Options 8.229 per 1,000; explore count 69; customer count 59.</w:t>
+              <w:t xml:space="preserve">Strategic Options 8.229 per 1,000; explore count 70; customer count 59.</w:t>
             </w:r>
           </w:p>
         </w:tc>
@@ -3664,7 +3664,7 @@
           <w:sz w:val="16"/>
           <w:szCs w:val="16"/>
         </w:rPr>
-        <w:t xml:space="preserve">- 2016: Purpose remains high at 10.388, but Agile Execution rises to 3.280 and explore share reaches 0.938. Day 1 becomes an organizational method for keeping experimentation alive inside a large firm.</w:t>
+        <w:t xml:space="preserve">- 2016: Purpose remains high at 10.388, but Agile Execution rises to 3.280 and explore share reaches 0.960. Day 1 becomes an organizational method for keeping experimentation alive inside a large firm.</w:t>
       </w:r>
     </w:p>
     <w:p>
@@ -4860,7 +4860,7 @@
           <w:sz w:val="20"/>
           <w:szCs w:val="20"/>
         </w:rPr>
-        <w:t xml:space="preserve">Amazon is best described as ambidextrous with a slight exploratory tilt that is legitimized through customer purpose. At the company level, its explore share is 0.674, but the more important point is how exploration is narrated. In 1997 Bezos frames exploration as long-term market creation - "Day 1 for the Internet" and relentless customer focus - and under the refreshed strict pair the letter is close to balanced rather than clearly exploitative. By 2021 and 2025, the exploration logic becomes more explicit through speed, experimentation, AI, chips, robotics, Kuiper, and portfolio reinvestment. Amazon therefore exploits scale, logistics, AWS, and installed customer relationships in order to keep exploring new categories.</w:t>
+        <w:t xml:space="preserve">Amazon is best described as ambidextrous with a slight exploratory tilt that is legitimized through customer purpose. At the company level, its explore share is 0.687, but the more important point is how exploration is narrated. In 1997 Bezos frames exploration as long-term market creation - "Day 1 for the Internet" and relentless customer focus - and under the refreshed strict pair the letter is close to balanced rather than clearly exploitative. By 2021 and 2025, the exploration logic becomes more explicit through speed, experimentation, AI, chips, robotics, Kuiper, and portfolio reinvestment. Amazon therefore exploits scale, logistics, AWS, and installed customer relationships in order to keep exploring new categories.</w:t>
       </w:r>
     </w:p>
     <w:p>
@@ -5183,7 +5183,7 @@
               <w:spacing w:after="80"/>
             </w:pPr>
             <w:r>
-              <w:t xml:space="preserve">Amazon 0.674 explore share; Nvidia 0.640.</w:t>
+              <w:t xml:space="preserve">Amazon 0.687 explore share; Nvidia 0.640.</w:t>
             </w:r>
           </w:p>
         </w:tc>
@@ -10961,6 +10961,536 @@
               <w:spacing w:after="80"/>
             </w:pPr>
             <w:r>
+              <w:t xml:space="preserve">Future orientation</w:t>
+            </w:r>
+          </w:p>
+        </w:tc>
+        <w:tc>
+          <w:tcPr>
+            <w:tcW w:w="2200" w:type="dxa"/>
+          </w:tcPr>
+          <w:p>
+            <w:pPr>
+              <w:spacing w:after="80"/>
+            </w:pPr>
+            <w:r>
+              <w:t xml:space="preserve">day 2</w:t>
+            </w:r>
+          </w:p>
+        </w:tc>
+        <w:tc>
+          <w:tcPr>
+            <w:tcW w:w="2200" w:type="dxa"/>
+          </w:tcPr>
+          <w:p>
+            <w:pPr>
+              <w:spacing w:after="80"/>
+            </w:pPr>
+            <w:r>
+              <w:t xml:space="preserve">8</w:t>
+            </w:r>
+          </w:p>
+        </w:tc>
+        <w:tc>
+          <w:tcPr>
+            <w:tcW w:w="2200" w:type="dxa"/>
+          </w:tcPr>
+          <w:p>
+            <w:pPr>
+              <w:spacing w:after="80"/>
+            </w:pPr>
+            <w:r>
+              <w:t xml:space="preserve">0</w:t>
+            </w:r>
+          </w:p>
+        </w:tc>
+        <w:tc>
+          <w:tcPr>
+            <w:tcW w:w="2200" w:type="dxa"/>
+          </w:tcPr>
+          <w:p>
+            <w:pPr>
+              <w:spacing w:after="80"/>
+            </w:pPr>
+            <w:r>
+              <w:t xml:space="preserve">0</w:t>
+            </w:r>
+          </w:p>
+        </w:tc>
+        <w:tc>
+          <w:tcPr>
+            <w:tcW w:w="2200" w:type="dxa"/>
+          </w:tcPr>
+          <w:p>
+            <w:pPr>
+              <w:spacing w:after="80"/>
+            </w:pPr>
+            <w:r>
+              <w:t xml:space="preserve">0</w:t>
+            </w:r>
+          </w:p>
+        </w:tc>
+        <w:tc>
+          <w:tcPr>
+            <w:tcW w:w="2200" w:type="dxa"/>
+          </w:tcPr>
+          <w:p>
+            <w:pPr>
+              <w:spacing w:after="80"/>
+            </w:pPr>
+            <w:r>
+              <w:t xml:space="preserve">8</w:t>
+            </w:r>
+          </w:p>
+        </w:tc>
+      </w:tr>
+      <w:tr>
+        <w:tc>
+          <w:tcPr>
+            <w:tcW w:w="2200" w:type="dxa"/>
+          </w:tcPr>
+          <w:p>
+            <w:pPr>
+              <w:spacing w:after="80"/>
+            </w:pPr>
+            <w:r>
+              <w:t xml:space="preserve">Horizon Scanning / Sense-making</w:t>
+            </w:r>
+          </w:p>
+        </w:tc>
+        <w:tc>
+          <w:tcPr>
+            <w:tcW w:w="2200" w:type="dxa"/>
+          </w:tcPr>
+          <w:p>
+            <w:pPr>
+              <w:spacing w:after="80"/>
+            </w:pPr>
+            <w:r>
+              <w:t xml:space="preserve">Future orientation</w:t>
+            </w:r>
+          </w:p>
+        </w:tc>
+        <w:tc>
+          <w:tcPr>
+            <w:tcW w:w="2200" w:type="dxa"/>
+          </w:tcPr>
+          <w:p>
+            <w:pPr>
+              <w:spacing w:after="80"/>
+            </w:pPr>
+            <w:r>
+              <w:t xml:space="preserve">signal [signals, signaling, signalling, signaled, signalled]</w:t>
+            </w:r>
+          </w:p>
+        </w:tc>
+        <w:tc>
+          <w:tcPr>
+            <w:tcW w:w="2200" w:type="dxa"/>
+          </w:tcPr>
+          <w:p>
+            <w:pPr>
+              <w:spacing w:after="80"/>
+            </w:pPr>
+            <w:r>
+              <w:t xml:space="preserve">1</w:t>
+            </w:r>
+          </w:p>
+        </w:tc>
+        <w:tc>
+          <w:tcPr>
+            <w:tcW w:w="2200" w:type="dxa"/>
+          </w:tcPr>
+          <w:p>
+            <w:pPr>
+              <w:spacing w:after="80"/>
+            </w:pPr>
+            <w:r>
+              <w:t xml:space="preserve">0</w:t>
+            </w:r>
+          </w:p>
+        </w:tc>
+        <w:tc>
+          <w:tcPr>
+            <w:tcW w:w="2200" w:type="dxa"/>
+          </w:tcPr>
+          <w:p>
+            <w:pPr>
+              <w:spacing w:after="80"/>
+            </w:pPr>
+            <w:r>
+              <w:t xml:space="preserve">1</w:t>
+            </w:r>
+          </w:p>
+        </w:tc>
+        <w:tc>
+          <w:tcPr>
+            <w:tcW w:w="2200" w:type="dxa"/>
+          </w:tcPr>
+          <w:p>
+            <w:pPr>
+              <w:spacing w:after="80"/>
+            </w:pPr>
+            <w:r>
+              <w:t xml:space="preserve">0</w:t>
+            </w:r>
+          </w:p>
+        </w:tc>
+        <w:tc>
+          <w:tcPr>
+            <w:tcW w:w="2200" w:type="dxa"/>
+          </w:tcPr>
+          <w:p>
+            <w:pPr>
+              <w:spacing w:after="80"/>
+            </w:pPr>
+            <w:r>
+              <w:t xml:space="preserve">2</w:t>
+            </w:r>
+          </w:p>
+        </w:tc>
+      </w:tr>
+      <w:tr>
+        <w:tc>
+          <w:tcPr>
+            <w:tcW w:w="2200" w:type="dxa"/>
+          </w:tcPr>
+          <w:p>
+            <w:pPr>
+              <w:spacing w:after="80"/>
+            </w:pPr>
+            <w:r>
+              <w:t xml:space="preserve">Horizon Scanning / Sense-making</w:t>
+            </w:r>
+          </w:p>
+        </w:tc>
+        <w:tc>
+          <w:tcPr>
+            <w:tcW w:w="2200" w:type="dxa"/>
+          </w:tcPr>
+          <w:p>
+            <w:pPr>
+              <w:spacing w:after="80"/>
+            </w:pPr>
+            <w:r>
+              <w:t xml:space="preserve">Future orientation</w:t>
+            </w:r>
+          </w:p>
+        </w:tc>
+        <w:tc>
+          <w:tcPr>
+            <w:tcW w:w="2200" w:type="dxa"/>
+          </w:tcPr>
+          <w:p>
+            <w:pPr>
+              <w:spacing w:after="80"/>
+            </w:pPr>
+            <w:r>
+              <w:t xml:space="preserve">wander [wanders, wandered, wandering]</w:t>
+            </w:r>
+          </w:p>
+        </w:tc>
+        <w:tc>
+          <w:tcPr>
+            <w:tcW w:w="2200" w:type="dxa"/>
+          </w:tcPr>
+          <w:p>
+            <w:pPr>
+              <w:spacing w:after="80"/>
+            </w:pPr>
+            <w:r>
+              <w:t xml:space="preserve">1</w:t>
+            </w:r>
+          </w:p>
+        </w:tc>
+        <w:tc>
+          <w:tcPr>
+            <w:tcW w:w="2200" w:type="dxa"/>
+          </w:tcPr>
+          <w:p>
+            <w:pPr>
+              <w:spacing w:after="80"/>
+            </w:pPr>
+            <w:r>
+              <w:t xml:space="preserve">0</w:t>
+            </w:r>
+          </w:p>
+        </w:tc>
+        <w:tc>
+          <w:tcPr>
+            <w:tcW w:w="2200" w:type="dxa"/>
+          </w:tcPr>
+          <w:p>
+            <w:pPr>
+              <w:spacing w:after="80"/>
+            </w:pPr>
+            <w:r>
+              <w:t xml:space="preserve">0</w:t>
+            </w:r>
+          </w:p>
+        </w:tc>
+        <w:tc>
+          <w:tcPr>
+            <w:tcW w:w="2200" w:type="dxa"/>
+          </w:tcPr>
+          <w:p>
+            <w:pPr>
+              <w:spacing w:after="80"/>
+            </w:pPr>
+            <w:r>
+              <w:t xml:space="preserve">0</w:t>
+            </w:r>
+          </w:p>
+        </w:tc>
+        <w:tc>
+          <w:tcPr>
+            <w:tcW w:w="2200" w:type="dxa"/>
+          </w:tcPr>
+          <w:p>
+            <w:pPr>
+              <w:spacing w:after="80"/>
+            </w:pPr>
+            <w:r>
+              <w:t xml:space="preserve">1</w:t>
+            </w:r>
+          </w:p>
+        </w:tc>
+      </w:tr>
+      <w:tr>
+        <w:tc>
+          <w:tcPr>
+            <w:tcW w:w="2200" w:type="dxa"/>
+          </w:tcPr>
+          <w:p>
+            <w:pPr>
+              <w:spacing w:after="80"/>
+            </w:pPr>
+            <w:r>
+              <w:t xml:space="preserve">Horizon Scanning / Sense-making</w:t>
+            </w:r>
+          </w:p>
+        </w:tc>
+        <w:tc>
+          <w:tcPr>
+            <w:tcW w:w="2200" w:type="dxa"/>
+          </w:tcPr>
+          <w:p>
+            <w:pPr>
+              <w:spacing w:after="80"/>
+            </w:pPr>
+            <w:r>
+              <w:t xml:space="preserve">Future orientation</w:t>
+            </w:r>
+          </w:p>
+        </w:tc>
+        <w:tc>
+          <w:tcPr>
+            <w:tcW w:w="2200" w:type="dxa"/>
+          </w:tcPr>
+          <w:p>
+            <w:pPr>
+              <w:spacing w:after="80"/>
+            </w:pPr>
+            <w:r>
+              <w:t xml:space="preserve">transform [transforms, transformed, transforming, transformation, transformations, transformative, transformational]</w:t>
+            </w:r>
+          </w:p>
+        </w:tc>
+        <w:tc>
+          <w:tcPr>
+            <w:tcW w:w="2200" w:type="dxa"/>
+          </w:tcPr>
+          <w:p>
+            <w:pPr>
+              <w:spacing w:after="80"/>
+            </w:pPr>
+            <w:r>
+              <w:t xml:space="preserve">9</w:t>
+            </w:r>
+          </w:p>
+        </w:tc>
+        <w:tc>
+          <w:tcPr>
+            <w:tcW w:w="2200" w:type="dxa"/>
+          </w:tcPr>
+          <w:p>
+            <w:pPr>
+              <w:spacing w:after="80"/>
+            </w:pPr>
+            <w:r>
+              <w:t xml:space="preserve">17</w:t>
+            </w:r>
+          </w:p>
+        </w:tc>
+        <w:tc>
+          <w:tcPr>
+            <w:tcW w:w="2200" w:type="dxa"/>
+          </w:tcPr>
+          <w:p>
+            <w:pPr>
+              <w:spacing w:after="80"/>
+            </w:pPr>
+            <w:r>
+              <w:t xml:space="preserve">12</w:t>
+            </w:r>
+          </w:p>
+        </w:tc>
+        <w:tc>
+          <w:tcPr>
+            <w:tcW w:w="2200" w:type="dxa"/>
+          </w:tcPr>
+          <w:p>
+            <w:pPr>
+              <w:spacing w:after="80"/>
+            </w:pPr>
+            <w:r>
+              <w:t xml:space="preserve">2</w:t>
+            </w:r>
+          </w:p>
+        </w:tc>
+        <w:tc>
+          <w:tcPr>
+            <w:tcW w:w="2200" w:type="dxa"/>
+          </w:tcPr>
+          <w:p>
+            <w:pPr>
+              <w:spacing w:after="80"/>
+            </w:pPr>
+            <w:r>
+              <w:t xml:space="preserve">40</w:t>
+            </w:r>
+          </w:p>
+        </w:tc>
+      </w:tr>
+      <w:tr>
+        <w:tc>
+          <w:tcPr>
+            <w:tcW w:w="2200" w:type="dxa"/>
+          </w:tcPr>
+          <w:p>
+            <w:pPr>
+              <w:spacing w:after="80"/>
+            </w:pPr>
+            <w:r>
+              <w:t xml:space="preserve">Horizon Scanning / Sense-making</w:t>
+            </w:r>
+          </w:p>
+        </w:tc>
+        <w:tc>
+          <w:tcPr>
+            <w:tcW w:w="2200" w:type="dxa"/>
+          </w:tcPr>
+          <w:p>
+            <w:pPr>
+              <w:spacing w:after="80"/>
+            </w:pPr>
+            <w:r>
+              <w:t xml:space="preserve">Future orientation</w:t>
+            </w:r>
+          </w:p>
+        </w:tc>
+        <w:tc>
+          <w:tcPr>
+            <w:tcW w:w="2200" w:type="dxa"/>
+          </w:tcPr>
+          <w:p>
+            <w:pPr>
+              <w:spacing w:after="80"/>
+            </w:pPr>
+            <w:r>
+              <w:t xml:space="preserve">foundation [foundations, foundational]</w:t>
+            </w:r>
+          </w:p>
+        </w:tc>
+        <w:tc>
+          <w:tcPr>
+            <w:tcW w:w="2200" w:type="dxa"/>
+          </w:tcPr>
+          <w:p>
+            <w:pPr>
+              <w:spacing w:after="80"/>
+            </w:pPr>
+            <w:r>
+              <w:t xml:space="preserve">3</w:t>
+            </w:r>
+          </w:p>
+        </w:tc>
+        <w:tc>
+          <w:tcPr>
+            <w:tcW w:w="2200" w:type="dxa"/>
+          </w:tcPr>
+          <w:p>
+            <w:pPr>
+              <w:spacing w:after="80"/>
+            </w:pPr>
+            <w:r>
+              <w:t xml:space="preserve">20</w:t>
+            </w:r>
+          </w:p>
+        </w:tc>
+        <w:tc>
+          <w:tcPr>
+            <w:tcW w:w="2200" w:type="dxa"/>
+          </w:tcPr>
+          <w:p>
+            <w:pPr>
+              <w:spacing w:after="80"/>
+            </w:pPr>
+            <w:r>
+              <w:t xml:space="preserve">1</w:t>
+            </w:r>
+          </w:p>
+        </w:tc>
+        <w:tc>
+          <w:tcPr>
+            <w:tcW w:w="2200" w:type="dxa"/>
+          </w:tcPr>
+          <w:p>
+            <w:pPr>
+              <w:spacing w:after="80"/>
+            </w:pPr>
+            <w:r>
+              <w:t xml:space="preserve">4</w:t>
+            </w:r>
+          </w:p>
+        </w:tc>
+        <w:tc>
+          <w:tcPr>
+            <w:tcW w:w="2200" w:type="dxa"/>
+          </w:tcPr>
+          <w:p>
+            <w:pPr>
+              <w:spacing w:after="80"/>
+            </w:pPr>
+            <w:r>
+              <w:t xml:space="preserve">28</w:t>
+            </w:r>
+          </w:p>
+        </w:tc>
+      </w:tr>
+      <w:tr>
+        <w:tc>
+          <w:tcPr>
+            <w:tcW w:w="2200" w:type="dxa"/>
+          </w:tcPr>
+          <w:p>
+            <w:pPr>
+              <w:spacing w:after="80"/>
+            </w:pPr>
+            <w:r>
+              <w:t xml:space="preserve">Horizon Scanning / Sense-making</w:t>
+            </w:r>
+          </w:p>
+        </w:tc>
+        <w:tc>
+          <w:tcPr>
+            <w:tcW w:w="2200" w:type="dxa"/>
+          </w:tcPr>
+          <w:p>
+            <w:pPr>
+              <w:spacing w:after="80"/>
+            </w:pPr>
+            <w:r>
               <w:t xml:space="preserve">Discovery/exploration</w:t>
             </w:r>
           </w:p>
@@ -22488,6 +23018,218 @@
             </w:pPr>
             <w:r>
               <w:t xml:space="preserve">19</w:t>
+            </w:r>
+          </w:p>
+        </w:tc>
+      </w:tr>
+      <w:tr>
+        <w:tc>
+          <w:tcPr>
+            <w:tcW w:w="2200" w:type="dxa"/>
+          </w:tcPr>
+          <w:p>
+            <w:pPr>
+              <w:spacing w:after="80"/>
+            </w:pPr>
+            <w:r>
+              <w:t xml:space="preserve">Explore vs Exploit</w:t>
+            </w:r>
+          </w:p>
+        </w:tc>
+        <w:tc>
+          <w:tcPr>
+            <w:tcW w:w="2200" w:type="dxa"/>
+          </w:tcPr>
+          <w:p>
+            <w:pPr>
+              <w:spacing w:after="80"/>
+            </w:pPr>
+            <w:r>
+              <w:t xml:space="preserve">Explore</w:t>
+            </w:r>
+          </w:p>
+        </w:tc>
+        <w:tc>
+          <w:tcPr>
+            <w:tcW w:w="2200" w:type="dxa"/>
+          </w:tcPr>
+          <w:p>
+            <w:pPr>
+              <w:spacing w:after="80"/>
+            </w:pPr>
+            <w:r>
+              <w:t xml:space="preserve">day 1</w:t>
+            </w:r>
+          </w:p>
+        </w:tc>
+        <w:tc>
+          <w:tcPr>
+            <w:tcW w:w="2200" w:type="dxa"/>
+          </w:tcPr>
+          <w:p>
+            <w:pPr>
+              <w:spacing w:after="80"/>
+            </w:pPr>
+            <w:r>
+              <w:t xml:space="preserve">13</w:t>
+            </w:r>
+          </w:p>
+        </w:tc>
+        <w:tc>
+          <w:tcPr>
+            <w:tcW w:w="2200" w:type="dxa"/>
+          </w:tcPr>
+          <w:p>
+            <w:pPr>
+              <w:spacing w:after="80"/>
+            </w:pPr>
+            <w:r>
+              <w:t xml:space="preserve">0</w:t>
+            </w:r>
+          </w:p>
+        </w:tc>
+        <w:tc>
+          <w:tcPr>
+            <w:tcW w:w="2200" w:type="dxa"/>
+          </w:tcPr>
+          <w:p>
+            <w:pPr>
+              <w:spacing w:after="80"/>
+            </w:pPr>
+            <w:r>
+              <w:t xml:space="preserve">0</w:t>
+            </w:r>
+          </w:p>
+        </w:tc>
+        <w:tc>
+          <w:tcPr>
+            <w:tcW w:w="2200" w:type="dxa"/>
+          </w:tcPr>
+          <w:p>
+            <w:pPr>
+              <w:spacing w:after="80"/>
+            </w:pPr>
+            <w:r>
+              <w:t xml:space="preserve">0</w:t>
+            </w:r>
+          </w:p>
+        </w:tc>
+        <w:tc>
+          <w:tcPr>
+            <w:tcW w:w="2200" w:type="dxa"/>
+          </w:tcPr>
+          <w:p>
+            <w:pPr>
+              <w:spacing w:after="80"/>
+            </w:pPr>
+            <w:r>
+              <w:t xml:space="preserve">13</w:t>
+            </w:r>
+          </w:p>
+        </w:tc>
+      </w:tr>
+      <w:tr>
+        <w:tc>
+          <w:tcPr>
+            <w:tcW w:w="2200" w:type="dxa"/>
+          </w:tcPr>
+          <w:p>
+            <w:pPr>
+              <w:spacing w:after="80"/>
+            </w:pPr>
+            <w:r>
+              <w:t xml:space="preserve">Explore vs Exploit</w:t>
+            </w:r>
+          </w:p>
+        </w:tc>
+        <w:tc>
+          <w:tcPr>
+            <w:tcW w:w="2200" w:type="dxa"/>
+          </w:tcPr>
+          <w:p>
+            <w:pPr>
+              <w:spacing w:after="80"/>
+            </w:pPr>
+            <w:r>
+              <w:t xml:space="preserve">Explore</w:t>
+            </w:r>
+          </w:p>
+        </w:tc>
+        <w:tc>
+          <w:tcPr>
+            <w:tcW w:w="2200" w:type="dxa"/>
+          </w:tcPr>
+          <w:p>
+            <w:pPr>
+              <w:spacing w:after="80"/>
+            </w:pPr>
+            <w:r>
+              <w:t xml:space="preserve">day one</w:t>
+            </w:r>
+          </w:p>
+        </w:tc>
+        <w:tc>
+          <w:tcPr>
+            <w:tcW w:w="2200" w:type="dxa"/>
+          </w:tcPr>
+          <w:p>
+            <w:pPr>
+              <w:spacing w:after="80"/>
+            </w:pPr>
+            <w:r>
+              <w:t xml:space="preserve">1</w:t>
+            </w:r>
+          </w:p>
+        </w:tc>
+        <w:tc>
+          <w:tcPr>
+            <w:tcW w:w="2200" w:type="dxa"/>
+          </w:tcPr>
+          <w:p>
+            <w:pPr>
+              <w:spacing w:after="80"/>
+            </w:pPr>
+            <w:r>
+              <w:t xml:space="preserve">0</w:t>
+            </w:r>
+          </w:p>
+        </w:tc>
+        <w:tc>
+          <w:tcPr>
+            <w:tcW w:w="2200" w:type="dxa"/>
+          </w:tcPr>
+          <w:p>
+            <w:pPr>
+              <w:spacing w:after="80"/>
+            </w:pPr>
+            <w:r>
+              <w:t xml:space="preserve">0</w:t>
+            </w:r>
+          </w:p>
+        </w:tc>
+        <w:tc>
+          <w:tcPr>
+            <w:tcW w:w="2200" w:type="dxa"/>
+          </w:tcPr>
+          <w:p>
+            <w:pPr>
+              <w:spacing w:after="80"/>
+            </w:pPr>
+            <w:r>
+              <w:t xml:space="preserve">0</w:t>
+            </w:r>
+          </w:p>
+        </w:tc>
+        <w:tc>
+          <w:tcPr>
+            <w:tcW w:w="2200" w:type="dxa"/>
+          </w:tcPr>
+          <w:p>
+            <w:pPr>
+              <w:spacing w:after="80"/>
+            </w:pPr>
+            <w:r>
+              <w:t xml:space="preserve">1</w:t>
             </w:r>
           </w:p>
         </w:tc>
@@ -34634,7 +35376,7 @@
               <w:spacing w:after="80"/>
             </w:pPr>
             <w:r>
-              <w:t xml:space="preserve">234</w:t>
+              <w:t xml:space="preserve">248</w:t>
             </w:r>
           </w:p>
         </w:tc>
@@ -34686,7 +35428,7 @@
               <w:spacing w:after="80"/>
             </w:pPr>
             <w:r>
-              <w:t xml:space="preserve">450</w:t>
+              <w:t xml:space="preserve">464</w:t>
             </w:r>
           </w:p>
         </w:tc>
@@ -35006,59 +35748,59 @@
               <w:spacing w:after="80"/>
             </w:pPr>
             <w:r>
-              <w:t xml:space="preserve">107</w:t>
-            </w:r>
-          </w:p>
-        </w:tc>
-        <w:tc>
-          <w:tcPr>
-            <w:tcW w:w="2200" w:type="dxa"/>
-          </w:tcPr>
-          <w:p>
-            <w:pPr>
-              <w:spacing w:after="80"/>
-            </w:pPr>
-            <w:r>
-              <w:t xml:space="preserve">60</w:t>
-            </w:r>
-          </w:p>
-        </w:tc>
-        <w:tc>
-          <w:tcPr>
-            <w:tcW w:w="2200" w:type="dxa"/>
-          </w:tcPr>
-          <w:p>
-            <w:pPr>
-              <w:spacing w:after="80"/>
-            </w:pPr>
-            <w:r>
-              <w:t xml:space="preserve">44</w:t>
-            </w:r>
-          </w:p>
-        </w:tc>
-        <w:tc>
-          <w:tcPr>
-            <w:tcW w:w="2200" w:type="dxa"/>
-          </w:tcPr>
-          <w:p>
-            <w:pPr>
-              <w:spacing w:after="80"/>
-            </w:pPr>
-            <w:r>
-              <w:t xml:space="preserve">56</w:t>
-            </w:r>
-          </w:p>
-        </w:tc>
-        <w:tc>
-          <w:tcPr>
-            <w:tcW w:w="2200" w:type="dxa"/>
-          </w:tcPr>
-          <w:p>
-            <w:pPr>
-              <w:spacing w:after="80"/>
-            </w:pPr>
-            <w:r>
-              <w:t xml:space="preserve">267</w:t>
+              <w:t xml:space="preserve">129</w:t>
+            </w:r>
+          </w:p>
+        </w:tc>
+        <w:tc>
+          <w:tcPr>
+            <w:tcW w:w="2200" w:type="dxa"/>
+          </w:tcPr>
+          <w:p>
+            <w:pPr>
+              <w:spacing w:after="80"/>
+            </w:pPr>
+            <w:r>
+              <w:t xml:space="preserve">97</w:t>
+            </w:r>
+          </w:p>
+        </w:tc>
+        <w:tc>
+          <w:tcPr>
+            <w:tcW w:w="2200" w:type="dxa"/>
+          </w:tcPr>
+          <w:p>
+            <w:pPr>
+              <w:spacing w:after="80"/>
+            </w:pPr>
+            <w:r>
+              <w:t xml:space="preserve">58</w:t>
+            </w:r>
+          </w:p>
+        </w:tc>
+        <w:tc>
+          <w:tcPr>
+            <w:tcW w:w="2200" w:type="dxa"/>
+          </w:tcPr>
+          <w:p>
+            <w:pPr>
+              <w:spacing w:after="80"/>
+            </w:pPr>
+            <w:r>
+              <w:t xml:space="preserve">62</w:t>
+            </w:r>
+          </w:p>
+        </w:tc>
+        <w:tc>
+          <w:tcPr>
+            <w:tcW w:w="2200" w:type="dxa"/>
+          </w:tcPr>
+          <w:p>
+            <w:pPr>
+              <w:spacing w:after="80"/>
+            </w:pPr>
+            <w:r>
+              <w:t xml:space="preserve">346</w:t>
             </w:r>
           </w:p>
         </w:tc>
@@ -40431,7 +41173,7 @@
               <w:spacing w:after="80"/>
             </w:pPr>
             <w:r>
-              <w:t xml:space="preserve">14.599</w:t>
+              <w:t xml:space="preserve">15.207</w:t>
             </w:r>
           </w:p>
         </w:tc>
@@ -40483,7 +41225,7 @@
               <w:spacing w:after="80"/>
             </w:pPr>
             <w:r>
-              <w:t xml:space="preserve">7</w:t>
+              <w:t xml:space="preserve">8</w:t>
             </w:r>
           </w:p>
         </w:tc>
@@ -40550,7 +41292,7 @@
               <w:spacing w:after="80"/>
             </w:pPr>
             <w:r>
-              <w:t xml:space="preserve">13.122</w:t>
+              <w:t xml:space="preserve">17.496</w:t>
             </w:r>
           </w:p>
         </w:tc>
@@ -40602,142 +41344,142 @@
               <w:spacing w:after="80"/>
             </w:pPr>
             <w:r>
+              <w:t xml:space="preserve">24</w:t>
+            </w:r>
+          </w:p>
+        </w:tc>
+        <w:tc>
+          <w:tcPr>
+            <w:tcW w:w="2200" w:type="dxa"/>
+          </w:tcPr>
+          <w:p>
+            <w:pPr>
+              <w:spacing w:after="80"/>
+            </w:pPr>
+            <w:r>
+              <w:t xml:space="preserve">1</w:t>
+            </w:r>
+          </w:p>
+        </w:tc>
+      </w:tr>
+      <w:tr>
+        <w:tc>
+          <w:tcPr>
+            <w:tcW w:w="2200" w:type="dxa"/>
+          </w:tcPr>
+          <w:p>
+            <w:pPr>
+              <w:spacing w:after="80"/>
+            </w:pPr>
+            <w:r>
+              <w:t xml:space="preserve">2020</w:t>
+            </w:r>
+          </w:p>
+        </w:tc>
+        <w:tc>
+          <w:tcPr>
+            <w:tcW w:w="2200" w:type="dxa"/>
+          </w:tcPr>
+          <w:p>
+            <w:pPr>
+              <w:spacing w:after="80"/>
+            </w:pPr>
+            <w:r>
+              <w:t xml:space="preserve">4143</w:t>
+            </w:r>
+          </w:p>
+        </w:tc>
+        <w:tc>
+          <w:tcPr>
+            <w:tcW w:w="2200" w:type="dxa"/>
+          </w:tcPr>
+          <w:p>
+            <w:pPr>
+              <w:spacing w:after="80"/>
+            </w:pPr>
+            <w:r>
+              <w:t xml:space="preserve">1.931</w:t>
+            </w:r>
+          </w:p>
+        </w:tc>
+        <w:tc>
+          <w:tcPr>
+            <w:tcW w:w="2200" w:type="dxa"/>
+          </w:tcPr>
+          <w:p>
+            <w:pPr>
+              <w:spacing w:after="80"/>
+            </w:pPr>
+            <w:r>
+              <w:t xml:space="preserve">6.758</w:t>
+            </w:r>
+          </w:p>
+        </w:tc>
+        <w:tc>
+          <w:tcPr>
+            <w:tcW w:w="2200" w:type="dxa"/>
+          </w:tcPr>
+          <w:p>
+            <w:pPr>
+              <w:spacing w:after="80"/>
+            </w:pPr>
+            <w:r>
+              <w:t xml:space="preserve">7.241</w:t>
+            </w:r>
+          </w:p>
+        </w:tc>
+        <w:tc>
+          <w:tcPr>
+            <w:tcW w:w="2200" w:type="dxa"/>
+          </w:tcPr>
+          <w:p>
+            <w:pPr>
+              <w:spacing w:after="80"/>
+            </w:pPr>
+            <w:r>
+              <w:t xml:space="preserve">3.138</w:t>
+            </w:r>
+          </w:p>
+        </w:tc>
+        <w:tc>
+          <w:tcPr>
+            <w:tcW w:w="2200" w:type="dxa"/>
+          </w:tcPr>
+          <w:p>
+            <w:pPr>
+              <w:spacing w:after="80"/>
+            </w:pPr>
+            <w:r>
+              <w:t xml:space="preserve">2.172</w:t>
+            </w:r>
+          </w:p>
+        </w:tc>
+        <w:tc>
+          <w:tcPr>
+            <w:tcW w:w="2200" w:type="dxa"/>
+          </w:tcPr>
+          <w:p>
+            <w:pPr>
+              <w:spacing w:after="80"/>
+            </w:pPr>
+            <w:r>
+              <w:t xml:space="preserve">17</w:t>
+            </w:r>
+          </w:p>
+        </w:tc>
+        <w:tc>
+          <w:tcPr>
+            <w:tcW w:w="2200" w:type="dxa"/>
+          </w:tcPr>
+          <w:p>
+            <w:pPr>
+              <w:spacing w:after="80"/>
+            </w:pPr>
+            <w:r>
               <w:t xml:space="preserve">15</w:t>
             </w:r>
           </w:p>
         </w:tc>
-        <w:tc>
-          <w:tcPr>
-            <w:tcW w:w="2200" w:type="dxa"/>
-          </w:tcPr>
-          <w:p>
-            <w:pPr>
-              <w:spacing w:after="80"/>
-            </w:pPr>
-            <w:r>
-              <w:t xml:space="preserve">1</w:t>
-            </w:r>
-          </w:p>
-        </w:tc>
-      </w:tr>
-      <w:tr>
-        <w:tc>
-          <w:tcPr>
-            <w:tcW w:w="2200" w:type="dxa"/>
-          </w:tcPr>
-          <w:p>
-            <w:pPr>
-              <w:spacing w:after="80"/>
-            </w:pPr>
-            <w:r>
-              <w:t xml:space="preserve">2020</w:t>
-            </w:r>
-          </w:p>
-        </w:tc>
-        <w:tc>
-          <w:tcPr>
-            <w:tcW w:w="2200" w:type="dxa"/>
-          </w:tcPr>
-          <w:p>
-            <w:pPr>
-              <w:spacing w:after="80"/>
-            </w:pPr>
-            <w:r>
-              <w:t xml:space="preserve">4143</w:t>
-            </w:r>
-          </w:p>
-        </w:tc>
-        <w:tc>
-          <w:tcPr>
-            <w:tcW w:w="2200" w:type="dxa"/>
-          </w:tcPr>
-          <w:p>
-            <w:pPr>
-              <w:spacing w:after="80"/>
-            </w:pPr>
-            <w:r>
-              <w:t xml:space="preserve">1.931</w:t>
-            </w:r>
-          </w:p>
-        </w:tc>
-        <w:tc>
-          <w:tcPr>
-            <w:tcW w:w="2200" w:type="dxa"/>
-          </w:tcPr>
-          <w:p>
-            <w:pPr>
-              <w:spacing w:after="80"/>
-            </w:pPr>
-            <w:r>
-              <w:t xml:space="preserve">6.517</w:t>
-            </w:r>
-          </w:p>
-        </w:tc>
-        <w:tc>
-          <w:tcPr>
-            <w:tcW w:w="2200" w:type="dxa"/>
-          </w:tcPr>
-          <w:p>
-            <w:pPr>
-              <w:spacing w:after="80"/>
-            </w:pPr>
-            <w:r>
-              <w:t xml:space="preserve">7.241</w:t>
-            </w:r>
-          </w:p>
-        </w:tc>
-        <w:tc>
-          <w:tcPr>
-            <w:tcW w:w="2200" w:type="dxa"/>
-          </w:tcPr>
-          <w:p>
-            <w:pPr>
-              <w:spacing w:after="80"/>
-            </w:pPr>
-            <w:r>
-              <w:t xml:space="preserve">3.138</w:t>
-            </w:r>
-          </w:p>
-        </w:tc>
-        <w:tc>
-          <w:tcPr>
-            <w:tcW w:w="2200" w:type="dxa"/>
-          </w:tcPr>
-          <w:p>
-            <w:pPr>
-              <w:spacing w:after="80"/>
-            </w:pPr>
-            <w:r>
-              <w:t xml:space="preserve">2.172</w:t>
-            </w:r>
-          </w:p>
-        </w:tc>
-        <w:tc>
-          <w:tcPr>
-            <w:tcW w:w="2200" w:type="dxa"/>
-          </w:tcPr>
-          <w:p>
-            <w:pPr>
-              <w:spacing w:after="80"/>
-            </w:pPr>
-            <w:r>
-              <w:t xml:space="preserve">15</w:t>
-            </w:r>
-          </w:p>
-        </w:tc>
-        <w:tc>
-          <w:tcPr>
-            <w:tcW w:w="2200" w:type="dxa"/>
-          </w:tcPr>
-          <w:p>
-            <w:pPr>
-              <w:spacing w:after="80"/>
-            </w:pPr>
-            <w:r>
-              <w:t xml:space="preserve">15</w:t>
-            </w:r>
-          </w:p>
-        </w:tc>
       </w:tr>
       <w:tr>
         <w:tc>
@@ -40840,7 +41582,7 @@
               <w:spacing w:after="80"/>
             </w:pPr>
             <w:r>
-              <w:t xml:space="preserve">69</w:t>
+              <w:t xml:space="preserve">70</w:t>
             </w:r>
           </w:p>
         </w:tc>
@@ -40907,7 +41649,7 @@
               <w:spacing w:after="80"/>
             </w:pPr>
             <w:r>
-              <w:t xml:space="preserve">19.615</w:t>
+              <w:t xml:space="preserve">19.996</w:t>
             </w:r>
           </w:p>
         </w:tc>
@@ -41026,7 +41768,7 @@
               <w:spacing w:after="80"/>
             </w:pPr>
             <w:r>
-              <w:t xml:space="preserve">10.636</w:t>
+              <w:t xml:space="preserve">10.830</w:t>
             </w:r>
           </w:p>
         </w:tc>
@@ -41078,7 +41820,7 @@
               <w:spacing w:after="80"/>
             </w:pPr>
             <w:r>
-              <w:t xml:space="preserve">47</w:t>
+              <w:t xml:space="preserve">48</w:t>
             </w:r>
           </w:p>
         </w:tc>
@@ -41436,7 +42178,7 @@
               <w:spacing w:after="80"/>
             </w:pPr>
             <w:r>
-              <w:t xml:space="preserve">42.874</w:t>
+              <w:t xml:space="preserve">44.032</w:t>
             </w:r>
           </w:p>
         </w:tc>
@@ -41555,7 +42297,7 @@
               <w:spacing w:after="80"/>
             </w:pPr>
             <w:r>
-              <w:t xml:space="preserve">29.862</w:t>
+              <w:t xml:space="preserve">30.628</w:t>
             </w:r>
           </w:p>
         </w:tc>
@@ -41912,7 +42654,7 @@
               <w:spacing w:after="80"/>
             </w:pPr>
             <w:r>
-              <w:t xml:space="preserve">44.613</w:t>
+              <w:t xml:space="preserve">45.088</w:t>
             </w:r>
           </w:p>
         </w:tc>
@@ -42031,7 +42773,7 @@
               <w:spacing w:after="80"/>
             </w:pPr>
             <w:r>
-              <w:t xml:space="preserve">67.562</w:t>
+              <w:t xml:space="preserve">69.933</w:t>
             </w:r>
           </w:p>
         </w:tc>
@@ -42150,7 +42892,7 @@
               <w:spacing w:after="80"/>
             </w:pPr>
             <w:r>
-              <w:t xml:space="preserve">69.194</w:t>
+              <w:t xml:space="preserve">72.503</w:t>
             </w:r>
           </w:p>
         </w:tc>
@@ -42679,7 +43421,7 @@
               <w:spacing w:after="80"/>
             </w:pPr>
             <w:r>
-              <w:t xml:space="preserve">9.494</w:t>
+              <w:t xml:space="preserve">10.549</w:t>
             </w:r>
           </w:p>
         </w:tc>
@@ -42798,7 +43540,7 @@
               <w:spacing w:after="80"/>
             </w:pPr>
             <w:r>
-              <w:t xml:space="preserve">9.752</w:t>
+              <w:t xml:space="preserve">10.638</w:t>
             </w:r>
           </w:p>
         </w:tc>
@@ -43565,7 +44307,7 @@
               <w:spacing w:after="80"/>
             </w:pPr>
             <w:r>
-              <w:t xml:space="preserve">13.854</w:t>
+              <w:t xml:space="preserve">14.484</w:t>
             </w:r>
           </w:p>
         </w:tc>
@@ -43684,7 +44426,7 @@
               <w:spacing w:after="80"/>
             </w:pPr>
             <w:r>
-              <w:t xml:space="preserve">24.213</w:t>
+              <w:t xml:space="preserve">25.020</w:t>
             </w:r>
           </w:p>
         </w:tc>
@@ -43922,7 +44664,7 @@
               <w:spacing w:after="80"/>
             </w:pPr>
             <w:r>
-              <w:t xml:space="preserve">17.255</w:t>
+              <w:t xml:space="preserve">18.824</w:t>
             </w:r>
           </w:p>
         </w:tc>

--- a/05_outputs/corporate_entrepreneurship_submission_ready_report.docx
+++ b/05_outputs/corporate_entrepreneurship_submission_ready_report.docx
@@ -14366,112 +14366,6 @@
               <w:spacing w:after="80"/>
             </w:pPr>
             <w:r>
-              <w:t xml:space="preserve">demand [demands, demanded, demanding]</w:t>
-            </w:r>
-          </w:p>
-        </w:tc>
-        <w:tc>
-          <w:tcPr>
-            <w:tcW w:w="2200" w:type="dxa"/>
-          </w:tcPr>
-          <w:p>
-            <w:pPr>
-              <w:spacing w:after="80"/>
-            </w:pPr>
-            <w:r>
-              <w:t xml:space="preserve">15</w:t>
-            </w:r>
-          </w:p>
-        </w:tc>
-        <w:tc>
-          <w:tcPr>
-            <w:tcW w:w="2200" w:type="dxa"/>
-          </w:tcPr>
-          <w:p>
-            <w:pPr>
-              <w:spacing w:after="80"/>
-            </w:pPr>
-            <w:r>
-              <w:t xml:space="preserve">13</w:t>
-            </w:r>
-          </w:p>
-        </w:tc>
-        <w:tc>
-          <w:tcPr>
-            <w:tcW w:w="2200" w:type="dxa"/>
-          </w:tcPr>
-          <w:p>
-            <w:pPr>
-              <w:spacing w:after="80"/>
-            </w:pPr>
-            <w:r>
-              <w:t xml:space="preserve">16</w:t>
-            </w:r>
-          </w:p>
-        </w:tc>
-        <w:tc>
-          <w:tcPr>
-            <w:tcW w:w="2200" w:type="dxa"/>
-          </w:tcPr>
-          <w:p>
-            <w:pPr>
-              <w:spacing w:after="80"/>
-            </w:pPr>
-            <w:r>
-              <w:t xml:space="preserve">31</w:t>
-            </w:r>
-          </w:p>
-        </w:tc>
-        <w:tc>
-          <w:tcPr>
-            <w:tcW w:w="2200" w:type="dxa"/>
-          </w:tcPr>
-          <w:p>
-            <w:pPr>
-              <w:spacing w:after="80"/>
-            </w:pPr>
-            <w:r>
-              <w:t xml:space="preserve">75</w:t>
-            </w:r>
-          </w:p>
-        </w:tc>
-      </w:tr>
-      <w:tr>
-        <w:tc>
-          <w:tcPr>
-            <w:tcW w:w="2200" w:type="dxa"/>
-          </w:tcPr>
-          <w:p>
-            <w:pPr>
-              <w:spacing w:after="80"/>
-            </w:pPr>
-            <w:r>
-              <w:t xml:space="preserve">Horizon Scanning / Sense-making</w:t>
-            </w:r>
-          </w:p>
-        </w:tc>
-        <w:tc>
-          <w:tcPr>
-            <w:tcW w:w="2200" w:type="dxa"/>
-          </w:tcPr>
-          <w:p>
-            <w:pPr>
-              <w:spacing w:after="80"/>
-            </w:pPr>
-            <w:r>
-              <w:t xml:space="preserve">External environment</w:t>
-            </w:r>
-          </w:p>
-        </w:tc>
-        <w:tc>
-          <w:tcPr>
-            <w:tcW w:w="2200" w:type="dxa"/>
-          </w:tcPr>
-          <w:p>
-            <w:pPr>
-              <w:spacing w:after="80"/>
-            </w:pPr>
-            <w:r>
               <w:t xml:space="preserve">commodity [commodities]</w:t>
             </w:r>
           </w:p>
@@ -35655,59 +35549,59 @@
               <w:spacing w:after="80"/>
             </w:pPr>
             <w:r>
-              <w:t xml:space="preserve">32</w:t>
-            </w:r>
-          </w:p>
-        </w:tc>
-        <w:tc>
-          <w:tcPr>
-            <w:tcW w:w="2200" w:type="dxa"/>
-          </w:tcPr>
-          <w:p>
-            <w:pPr>
-              <w:spacing w:after="80"/>
-            </w:pPr>
-            <w:r>
-              <w:t xml:space="preserve">19</w:t>
-            </w:r>
-          </w:p>
-        </w:tc>
-        <w:tc>
-          <w:tcPr>
-            <w:tcW w:w="2200" w:type="dxa"/>
-          </w:tcPr>
-          <w:p>
-            <w:pPr>
-              <w:spacing w:after="80"/>
-            </w:pPr>
-            <w:r>
-              <w:t xml:space="preserve">33</w:t>
-            </w:r>
-          </w:p>
-        </w:tc>
-        <w:tc>
-          <w:tcPr>
-            <w:tcW w:w="2200" w:type="dxa"/>
-          </w:tcPr>
-          <w:p>
-            <w:pPr>
-              <w:spacing w:after="80"/>
-            </w:pPr>
-            <w:r>
-              <w:t xml:space="preserve">44</w:t>
-            </w:r>
-          </w:p>
-        </w:tc>
-        <w:tc>
-          <w:tcPr>
-            <w:tcW w:w="2200" w:type="dxa"/>
-          </w:tcPr>
-          <w:p>
-            <w:pPr>
-              <w:spacing w:after="80"/>
-            </w:pPr>
-            <w:r>
-              <w:t xml:space="preserve">128</w:t>
+              <w:t xml:space="preserve">17</w:t>
+            </w:r>
+          </w:p>
+        </w:tc>
+        <w:tc>
+          <w:tcPr>
+            <w:tcW w:w="2200" w:type="dxa"/>
+          </w:tcPr>
+          <w:p>
+            <w:pPr>
+              <w:spacing w:after="80"/>
+            </w:pPr>
+            <w:r>
+              <w:t xml:space="preserve">6</w:t>
+            </w:r>
+          </w:p>
+        </w:tc>
+        <w:tc>
+          <w:tcPr>
+            <w:tcW w:w="2200" w:type="dxa"/>
+          </w:tcPr>
+          <w:p>
+            <w:pPr>
+              <w:spacing w:after="80"/>
+            </w:pPr>
+            <w:r>
+              <w:t xml:space="preserve">17</w:t>
+            </w:r>
+          </w:p>
+        </w:tc>
+        <w:tc>
+          <w:tcPr>
+            <w:tcW w:w="2200" w:type="dxa"/>
+          </w:tcPr>
+          <w:p>
+            <w:pPr>
+              <w:spacing w:after="80"/>
+            </w:pPr>
+            <w:r>
+              <w:t xml:space="preserve">13</w:t>
+            </w:r>
+          </w:p>
+        </w:tc>
+        <w:tc>
+          <w:tcPr>
+            <w:tcW w:w="2200" w:type="dxa"/>
+          </w:tcPr>
+          <w:p>
+            <w:pPr>
+              <w:spacing w:after="80"/>
+            </w:pPr>
+            <w:r>
+              <w:t xml:space="preserve">53</w:t>
             </w:r>
           </w:p>
         </w:tc>

--- a/05_outputs/corporate_entrepreneurship_submission_ready_report.docx
+++ b/05_outputs/corporate_entrepreneurship_submission_ready_report.docx
@@ -26,6 +26,56 @@
           <w:szCs w:val="30"/>
         </w:rPr>
         <w:t xml:space="preserve">CEO/Shareholder Letter Analysis of Amazon, Nvidia, Shell, and Chevron</w:t>
+      </w:r>
+    </w:p>
+    <w:p/>
+    <w:p>
+      <w:pPr>
+        <w:spacing w:after="120"/>
+      </w:pPr>
+      <w:r>
+        <w:rPr>
+          <w:b/>
+          <w:sz w:val="20"/>
+          <w:szCs w:val="20"/>
+        </w:rPr>
+        <w:t xml:space="preserve">Interactive companion materials (live online):</w:t>
+      </w:r>
+    </w:p>
+    <w:p>
+      <w:pPr>
+        <w:spacing w:after="120"/>
+      </w:pPr>
+      <w:r>
+        <w:rPr>
+          <w:sz w:val="20"/>
+          <w:szCs w:val="20"/>
+        </w:rPr>
+        <w:t xml:space="preserve">Slide presentation (the talk):  https://bavlyremon.github.io/CorporateEntre/</w:t>
+      </w:r>
+    </w:p>
+    <w:p>
+      <w:pPr>
+        <w:spacing w:after="120"/>
+      </w:pPr>
+      <w:r>
+        <w:rPr>
+          <w:sz w:val="20"/>
+          <w:szCs w:val="20"/>
+        </w:rPr>
+        <w:t xml:space="preserve">Analysis command-center dashboard:  https://bavlyremon.github.io/CorporateEntre/dashboard/</w:t>
+      </w:r>
+    </w:p>
+    <w:p>
+      <w:pPr>
+        <w:spacing w:after="120"/>
+      </w:pPr>
+      <w:r>
+        <w:rPr>
+          <w:sz w:val="18"/>
+          <w:szCs w:val="18"/>
+        </w:rPr>
+        <w:t xml:space="preserve">The dashboard lets readers browse all 28 letters, the per-1,000 IPM theme rates, explore/exploit and customer/shareholder shares, the era matrices, and the full keyword dictionary behind every figure in this report.</w:t>
       </w:r>
     </w:p>
     <w:p/>
